--- a/tarea8/t8vs2023630402/tarea-8-2023630402.docx
+++ b/tarea8/t8vs2023630402/tarea-8-2023630402.docx
@@ -23,6 +23,17 @@
         <w:t xml:space="preserve">Y el link al repositorio completo: </w:t>
       </w:r>
     </w:p>
+    <w:p>
+      <w:hyperlink r:id="rId5" w:history="1">
+        <w:r>
+          <w:rPr>
+            <w:rStyle w:val="Hyperlink"/>
+          </w:rPr>
+          <w:t>https://github.com/PedroLanderos/SistemasDistribuidos/blob/main/tarea8/tarea-8-2023630402.pdf</w:t>
+        </w:r>
+      </w:hyperlink>
+    </w:p>
+    <w:p/>
     <w:p>
       <w:r>
         <w:t xml:space="preserve"> </w:t>
